--- a/marketing/LogicClass-Feature-Guide.docx
+++ b/marketing/LogicClass-Feature-Guide.docx
@@ -25193,7 +25193,7 @@
                 <w:sz w:val="20"/>
                 <w:szCs w:val="20"/>
               </w:rPr>
-              <w:t xml:space="preserve">Closes an alert with a note of what happened, recorded with who resolved it and when. Also written once.</w:t>
+              <w:t xml:space="preserve">Closes an alert with a note of what happened, recorded with who resolved it and when, and shown by name to the staff card and to the parent. Also written once.</w:t>
             </w:r>
           </w:p>
         </w:tc>
@@ -25279,7 +25279,7 @@
                 <w:sz w:val="20"/>
                 <w:szCs w:val="20"/>
               </w:rPr>
-              <w:t xml:space="preserve">Alerts about their own children, with the numbers to call. An unresolved one also appears as a banner on the parent dashboard.</w:t>
+              <w:t xml:space="preserve">Alerts about their own children, with the numbers to call, naming the member of staff who picked each one up and the one who closed it. An unresolved one also appears as a banner on the parent dashboard.</w:t>
             </w:r>
           </w:p>
         </w:tc>
@@ -27629,7 +27629,7 @@
                 <w:sz w:val="20"/>
                 <w:szCs w:val="20"/>
               </w:rPr>
-              <w:t xml:space="preserve">Clears the count.</w:t>
+              <w:t xml:space="preserve">Clears the count - all of it, however far behind the account has fallen.</w:t>
             </w:r>
           </w:p>
         </w:tc>

--- a/marketing/LogicClass-Feature-Guide.docx
+++ b/marketing/LogicClass-Feature-Guide.docx
@@ -2734,7 +2734,7 @@
                 <w:sz w:val="20"/>
                 <w:szCs w:val="20"/>
               </w:rPr>
-              <w:t xml:space="preserve">See your name, role and email; edit your phone number and photo. Role, status and school cannot be changed here by anyone, including you.</w:t>
+              <w:t xml:space="preserve">See your name, role, email and the mobile number on file, and edit that number - it is what a password reset by phone matches you by. Role, status and school cannot be changed here by anyone, including you.</w:t>
             </w:r>
           </w:p>
         </w:tc>
@@ -8221,7 +8221,7 @@
                 <w:sz w:val="20"/>
                 <w:szCs w:val="20"/>
               </w:rPr>
-              <w:t xml:space="preserve">Uploaded once; printed on documents and used as the background of the student ID card.</w:t>
+              <w:t xml:space="preserve">Uploaded, replaced or removed; printed on documents and used as the background of the student ID card.</w:t>
             </w:r>
           </w:p>
         </w:tc>
@@ -8565,7 +8565,7 @@
                 <w:sz w:val="20"/>
                 <w:szCs w:val="20"/>
               </w:rPr>
-              <w:t xml:space="preserve">An uploaded signature image, printed on IDs and documents.</w:t>
+              <w:t xml:space="preserve">An uploaded signature image, printed on IDs and documents. Removable, so the wrong one does not have to be lived with.</w:t>
             </w:r>
           </w:p>
         </w:tc>

--- a/marketing/LogicClass-Feature-Guide.docx
+++ b/marketing/LogicClass-Feature-Guide.docx
@@ -1416,7 +1416,7 @@
                 <w:sz w:val="20"/>
                 <w:szCs w:val="20"/>
               </w:rPr>
-              <w:t xml:space="preserve">Own timetable, class registers with time in and out, coursework, answer keys, submissions, grade submission, material requests, attendance scanning, messages with parents, own leave and timesheet.</w:t>
+              <w:t xml:space="preserve">Own timetable, class registers with time in and out, holding a lesson online, coursework, answer keys, submissions, grade submission, material requests, attendance scanning, messages with parents, own leave and timesheet.</w:t>
             </w:r>
           </w:p>
         </w:tc>
@@ -18592,6 +18592,92 @@
                 <w:sz w:val="20"/>
                 <w:szCs w:val="20"/>
               </w:rPr>
+              <w:t xml:space="preserve">Take online</w:t>
+            </w:r>
+          </w:p>
+        </w:tc>
+        <w:tc>
+          <w:tcPr>
+            <w:tcW w:type="dxa" w:w="2700"/>
+            <w:tcMar>
+              <w:top w:type="dxa" w:w="90"/>
+              <w:left w:type="dxa" w:w="120"/>
+              <w:bottom w:type="dxa" w:w="90"/>
+              <w:right w:type="dxa" w:w="120"/>
+            </w:tcMar>
+          </w:tcPr>
+          <w:p>
+            <w:pPr>
+              <w:spacing w:after="0" w:line="250"/>
+            </w:pPr>
+            <w:r>
+              <w:rPr>
+                <w:rFonts w:ascii="Calibri" w:cs="Calibri" w:eastAsia="Calibri" w:hAnsi="Calibri"/>
+                <w:b w:val="false"/>
+                <w:bCs w:val="false"/>
+                <w:color w:val="2B3350"/>
+                <w:sz w:val="20"/>
+                <w:szCs w:val="20"/>
+              </w:rPr>
+              <w:t xml:space="preserve">The register</w:t>
+            </w:r>
+          </w:p>
+        </w:tc>
+        <w:tc>
+          <w:tcPr>
+            <w:tcW w:type="dxa" w:w="4320"/>
+            <w:tcMar>
+              <w:top w:type="dxa" w:w="90"/>
+              <w:left w:type="dxa" w:w="120"/>
+              <w:bottom w:type="dxa" w:w="90"/>
+              <w:right w:type="dxa" w:w="120"/>
+            </w:tcMar>
+          </w:tcPr>
+          <w:p>
+            <w:pPr>
+              <w:spacing w:after="0" w:line="250"/>
+            </w:pPr>
+            <w:r>
+              <w:rPr>
+                <w:rFonts w:ascii="Calibri" w:cs="Calibri" w:eastAsia="Calibri" w:hAnsi="Calibri"/>
+                <w:b w:val="false"/>
+                <w:bCs w:val="false"/>
+                <w:color w:val="2B3350"/>
+                <w:sz w:val="20"/>
+                <w:szCs w:val="20"/>
+              </w:rPr>
+              <w:t xml:space="preserve">Holds today's lesson as a video class inside LogicClass. Everybody on the register gets a Join button; nobody else can reach it. One tap, no links to send, no meeting to schedule.</w:t>
+            </w:r>
+          </w:p>
+        </w:tc>
+      </w:tr>
+      <w:tr>
+        <w:trPr>
+          <w:cantSplit/>
+        </w:trPr>
+        <w:tc>
+          <w:tcPr>
+            <w:tcW w:type="dxa" w:w="2340"/>
+            <w:tcMar>
+              <w:top w:type="dxa" w:w="90"/>
+              <w:left w:type="dxa" w:w="120"/>
+              <w:bottom w:type="dxa" w:w="90"/>
+              <w:right w:type="dxa" w:w="120"/>
+            </w:tcMar>
+          </w:tcPr>
+          <w:p>
+            <w:pPr>
+              <w:spacing w:after="0" w:line="250"/>
+            </w:pPr>
+            <w:r>
+              <w:rPr>
+                <w:rFonts w:ascii="Calibri" w:cs="Calibri" w:eastAsia="Calibri" w:hAnsi="Calibri"/>
+                <w:b/>
+                <w:bCs/>
+                <w:color w:val="2B3350"/>
+                <w:sz w:val="20"/>
+                <w:szCs w:val="20"/>
+              </w:rPr>
               <w:t xml:space="preserve">Time out</w:t>
             </w:r>
           </w:p>
@@ -18646,7 +18732,7 @@
                 <w:sz w:val="20"/>
                 <w:szCs w:val="20"/>
               </w:rPr>
-              <w:t xml:space="preserve">Ends the class. The finish time is recorded against everyone who was there.</w:t>
+              <w:t xml:space="preserve">Ends the class. The finish time is recorded against everyone who was there - and closes the video room, so the lesson cannot outlive the teacher.</w:t>
             </w:r>
           </w:p>
         </w:tc>

--- a/marketing/LogicClass-Feature-Guide.docx
+++ b/marketing/LogicClass-Feature-Guide.docx
@@ -18678,6 +18678,92 @@
                 <w:sz w:val="20"/>
                 <w:szCs w:val="20"/>
               </w:rPr>
+              <w:t xml:space="preserve">The classroom</w:t>
+            </w:r>
+          </w:p>
+        </w:tc>
+        <w:tc>
+          <w:tcPr>
+            <w:tcW w:type="dxa" w:w="2700"/>
+            <w:tcMar>
+              <w:top w:type="dxa" w:w="90"/>
+              <w:left w:type="dxa" w:w="120"/>
+              <w:bottom w:type="dxa" w:w="90"/>
+              <w:right w:type="dxa" w:w="120"/>
+            </w:tcMar>
+          </w:tcPr>
+          <w:p>
+            <w:pPr>
+              <w:spacing w:after="0" w:line="250"/>
+            </w:pPr>
+            <w:r>
+              <w:rPr>
+                <w:rFonts w:ascii="Calibri" w:cs="Calibri" w:eastAsia="Calibri" w:hAnsi="Calibri"/>
+                <w:b w:val="false"/>
+                <w:bCs w:val="false"/>
+                <w:color w:val="2B3350"/>
+                <w:sz w:val="20"/>
+                <w:szCs w:val="20"/>
+              </w:rPr>
+              <w:t xml:space="preserve">Online class</w:t>
+            </w:r>
+          </w:p>
+        </w:tc>
+        <w:tc>
+          <w:tcPr>
+            <w:tcW w:type="dxa" w:w="4320"/>
+            <w:tcMar>
+              <w:top w:type="dxa" w:w="90"/>
+              <w:left w:type="dxa" w:w="120"/>
+              <w:bottom w:type="dxa" w:w="90"/>
+              <w:right w:type="dxa" w:w="120"/>
+            </w:tcMar>
+          </w:tcPr>
+          <w:p>
+            <w:pPr>
+              <w:spacing w:after="0" w:line="250"/>
+            </w:pPr>
+            <w:r>
+              <w:rPr>
+                <w:rFonts w:ascii="Calibri" w:cs="Calibri" w:eastAsia="Calibri" w:hAnsi="Calibri"/>
+                <w:b w:val="false"/>
+                <w:bCs w:val="false"/>
+                <w:color w:val="2B3350"/>
+                <w:sz w:val="20"/>
+                <w:szCs w:val="20"/>
+              </w:rPr>
+              <w:t xml:space="preserve">The lesson runs in the app - in the page on a computer, and in the app itself on Android and iPhone. Mute, camera and leave are labelled buttons rather than icons, and the class clock shows how much of the period is left.</w:t>
+            </w:r>
+          </w:p>
+        </w:tc>
+      </w:tr>
+      <w:tr>
+        <w:trPr>
+          <w:cantSplit/>
+        </w:trPr>
+        <w:tc>
+          <w:tcPr>
+            <w:tcW w:type="dxa" w:w="2340"/>
+            <w:tcMar>
+              <w:top w:type="dxa" w:w="90"/>
+              <w:left w:type="dxa" w:w="120"/>
+              <w:bottom w:type="dxa" w:w="90"/>
+              <w:right w:type="dxa" w:w="120"/>
+            </w:tcMar>
+          </w:tcPr>
+          <w:p>
+            <w:pPr>
+              <w:spacing w:after="0" w:line="250"/>
+            </w:pPr>
+            <w:r>
+              <w:rPr>
+                <w:rFonts w:ascii="Calibri" w:cs="Calibri" w:eastAsia="Calibri" w:hAnsi="Calibri"/>
+                <w:b/>
+                <w:bCs/>
+                <w:color w:val="2B3350"/>
+                <w:sz w:val="20"/>
+                <w:szCs w:val="20"/>
+              </w:rPr>
               <w:t xml:space="preserve">Time out</w:t>
             </w:r>
           </w:p>

--- a/marketing/LogicClass-Feature-Guide.docx
+++ b/marketing/LogicClass-Feature-Guide.docx
@@ -18764,6 +18764,92 @@
                 <w:sz w:val="20"/>
                 <w:szCs w:val="20"/>
               </w:rPr>
+              <w:t xml:space="preserve">Online Class (tile)</w:t>
+            </w:r>
+          </w:p>
+        </w:tc>
+        <w:tc>
+          <w:tcPr>
+            <w:tcW w:type="dxa" w:w="2700"/>
+            <w:tcMar>
+              <w:top w:type="dxa" w:w="90"/>
+              <w:left w:type="dxa" w:w="120"/>
+              <w:bottom w:type="dxa" w:w="90"/>
+              <w:right w:type="dxa" w:w="120"/>
+            </w:tcMar>
+          </w:tcPr>
+          <w:p>
+            <w:pPr>
+              <w:spacing w:after="0" w:line="250"/>
+            </w:pPr>
+            <w:r>
+              <w:rPr>
+                <w:rFonts w:ascii="Calibri" w:cs="Calibri" w:eastAsia="Calibri" w:hAnsi="Calibri"/>
+                <w:b w:val="false"/>
+                <w:bCs w:val="false"/>
+                <w:color w:val="2B3350"/>
+                <w:sz w:val="20"/>
+                <w:szCs w:val="20"/>
+              </w:rPr>
+              <w:t xml:space="preserve">Faculty dashboard</w:t>
+            </w:r>
+          </w:p>
+        </w:tc>
+        <w:tc>
+          <w:tcPr>
+            <w:tcW w:type="dxa" w:w="4320"/>
+            <w:tcMar>
+              <w:top w:type="dxa" w:w="90"/>
+              <w:left w:type="dxa" w:w="120"/>
+              <w:bottom w:type="dxa" w:w="90"/>
+              <w:right w:type="dxa" w:w="120"/>
+            </w:tcMar>
+          </w:tcPr>
+          <w:p>
+            <w:pPr>
+              <w:spacing w:after="0" w:line="250"/>
+            </w:pPr>
+            <w:r>
+              <w:rPr>
+                <w:rFonts w:ascii="Calibri" w:cs="Calibri" w:eastAsia="Calibri" w:hAnsi="Calibri"/>
+                <w:b w:val="false"/>
+                <w:bCs w:val="false"/>
+                <w:color w:val="2B3350"/>
+                <w:sz w:val="20"/>
+                <w:szCs w:val="20"/>
+              </w:rPr>
+              <w:t xml:space="preserve">Opens the day's classes with a Start online class on each. One tap: it starts the register, takes the class online and puts the teacher in it.</w:t>
+            </w:r>
+          </w:p>
+        </w:tc>
+      </w:tr>
+      <w:tr>
+        <w:trPr>
+          <w:cantSplit/>
+        </w:trPr>
+        <w:tc>
+          <w:tcPr>
+            <w:tcW w:type="dxa" w:w="2340"/>
+            <w:tcMar>
+              <w:top w:type="dxa" w:w="90"/>
+              <w:left w:type="dxa" w:w="120"/>
+              <w:bottom w:type="dxa" w:w="90"/>
+              <w:right w:type="dxa" w:w="120"/>
+            </w:tcMar>
+          </w:tcPr>
+          <w:p>
+            <w:pPr>
+              <w:spacing w:after="0" w:line="250"/>
+            </w:pPr>
+            <w:r>
+              <w:rPr>
+                <w:rFonts w:ascii="Calibri" w:cs="Calibri" w:eastAsia="Calibri" w:hAnsi="Calibri"/>
+                <w:b/>
+                <w:bCs/>
+                <w:color w:val="2B3350"/>
+                <w:sz w:val="20"/>
+                <w:szCs w:val="20"/>
+              </w:rPr>
               <w:t xml:space="preserve">Time out</w:t>
             </w:r>
           </w:p>
